--- a/descargas/infantil/word/PRESENTE_infantil_semana3.docx
+++ b/descargas/infantil/word/PRESENTE_infantil_semana3.docx
@@ -126,7 +126,7 @@
       </w:r>
       <w:r>
         <w:rPr/>
-        <w:t xml:space="preserve">dos propuestas; cada clase elige una:</w:t>
+        <w:t xml:space="preserve">igual en los dos modelos (ver la pestaña «Símbolo»):</w:t>
       </w:r>
     </w:p>
     <w:p>
@@ -143,11 +143,127 @@
           <w:bCs/>
           <w:color w:val="C4531A"/>
         </w:rPr>
-        <w:t xml:space="preserve">Caja cúbica (propuestas A y B): </w:t>
-      </w:r>
-      <w:r>
-        <w:rPr/>
-        <w:t xml:space="preserve"> plantilla 3: tiras, lazo y nudo naranjas de papel.</w:t>
+        <w:t xml:space="preserve">En los dos modelos: </w:t>
+      </w:r>
+      <w:r>
+        <w:rPr/>
+        <w:t xml:space="preserve"> plantilla 3: se coloca de pie, en el centro de la tapa, el símbolo de la campaña como un señalizador. Por detrás dice «Para: ti · De: Dios».</w:t>
+      </w:r>
+    </w:p>
+    <w:p>
+      <w:pPr>
+        <w:pStyle w:val="Ttulo2"/>
+        <w:pageBreakBefore/>
+        <w:pBdr>
+          <w:bottom w:val="single" w:sz="12" w:space="6" w:color="EE712A"/>
+        </w:pBdr>
+      </w:pPr>
+      <w:r>
+        <w:rPr>
+          <w:b/>
+          <w:bCs/>
+          <w:color w:val="C4531A"/>
+        </w:rPr>
+        <w:t xml:space="preserve">Lunes 14 dic</w:t>
+      </w:r>
+      <w:r>
+        <w:rPr>
+          <w:color w:val="5D6B71"/>
+          <w:sz w:val="22"/>
+          <w:szCs w:val="22"/>
+        </w:rPr>
+        <w:t xml:space="preserve">   Palabra de Dios y símbolo</w:t>
+      </w:r>
+    </w:p>
+    <w:p>
+      <w:pPr>
+        <w:pStyle w:val="Rito"/>
+        <w:pBdr>
+          <w:left w:val="single" w:sz="24" w:space="10" w:color="EE712A"/>
+        </w:pBdr>
+        <w:shd w:val="clear" w:color="auto" w:fill="FDEDE3"/>
+      </w:pPr>
+      <w:r>
+        <w:rPr>
+          <w:b/>
+          <w:bCs/>
+          <w:caps/>
+          <w:color w:val="C4531A"/>
+          <w:spacing w:val="10"/>
+          <w:sz w:val="18"/>
+          <w:szCs w:val="18"/>
+        </w:rPr>
+        <w:t xml:space="preserve">Inicio  </w:t>
+      </w:r>
+      <w:r>
+        <w:rPr/>
+        <w:t xml:space="preserve">En el nombre del Padre, del Hijo y del Espíritu Santo. Amén.</w:t>
+      </w:r>
+    </w:p>
+    <w:p>
+      <w:pPr>
+        <w:pStyle w:val="Apartado"/>
+      </w:pPr>
+      <w:r>
+        <w:rPr>
+          <w:b/>
+          <w:bCs/>
+          <w:color w:val="C4531A"/>
+        </w:rPr>
+        <w:t xml:space="preserve">Introducción</w:t>
+      </w:r>
+    </w:p>
+    <w:p>
+      <w:pPr>
+        <w:pStyle w:val="Cuerpo"/>
+      </w:pPr>
+      <w:r>
+        <w:rPr/>
+        <w:t xml:space="preserve">«Ayer fue un domingo muy alegre, que se llama Gaudete, que quiere decir «alegraos». Por eso la tercera vela es rosa. ¡Y hoy ponemos sobre nuestra caja una señal naranja, uno de los colores de nuestro colegio, para que todos sepan dónde está el regalo!». Se coloca de pie, sobre la tapa, el símbolo de la campaña (plantilla 3).</w:t>
+      </w:r>
+    </w:p>
+    <w:p>
+      <w:pPr>
+        <w:pStyle w:val="Apartado"/>
+      </w:pPr>
+      <w:r>
+        <w:rPr>
+          <w:b/>
+          <w:bCs/>
+          <w:color w:val="C4531A"/>
+        </w:rPr>
+        <w:t xml:space="preserve">Contenido</w:t>
+      </w:r>
+    </w:p>
+    <w:p>
+      <w:pPr>
+        <w:pStyle w:val="Cuerpo"/>
+      </w:pPr>
+      <w:r>
+        <w:rPr/>
+        <w:t xml:space="preserve">«Juan el Bautista le decía a la gente: «Jesús ya está aquí, en medio de vosotros, ¡pero no lo conocéis!». Era como jugar al escondite: Jesús estaba muy cerca y la gente no se daba cuenta».</w:t>
+      </w:r>
+    </w:p>
+    <w:p>
+      <w:pPr>
+        <w:pStyle w:val="Apartado"/>
+      </w:pPr>
+      <w:r>
+        <w:rPr>
+          <w:b/>
+          <w:bCs/>
+          <w:color w:val="C4531A"/>
+        </w:rPr>
+        <w:t xml:space="preserve">Reflexión</w:t>
+      </w:r>
+    </w:p>
+    <w:p>
+      <w:pPr>
+        <w:pStyle w:val="Cuerpo"/>
+      </w:pPr>
+      <w:r>
+        <w:rPr/>
+        <w:t xml:space="preserve">¿Dónde está Jesús? ¡Aquí, en medio de nosotros! Está cuando nos queremos, cuando jugamos juntos y cuando cuidamos al que está triste. Miramos al compañero de al lado y le sonreímos: Jesús también está en él.</w:t>
       </w:r>
     </w:p>
     <w:p>
@@ -159,132 +275,8 @@
         </w:numPr>
       </w:pPr>
       <w:r>
-        <w:rPr>
-          <w:b/>
-          <w:bCs/>
-          <w:color w:val="C4531A"/>
-        </w:rPr>
-        <w:t xml:space="preserve">Caja abatible (propuesta C): </w:t>
-      </w:r>
-      <w:r>
-        <w:rPr/>
-        <w:t xml:space="preserve"> se ata en cruz una cinta de raso naranja de verdad (2,5 cm de ancho, un metro por clase) con una lazada.</w:t>
-      </w:r>
-    </w:p>
-    <w:p>
-      <w:pPr>
-        <w:pStyle w:val="Ttulo2"/>
-        <w:pageBreakBefore/>
-        <w:pBdr>
-          <w:bottom w:val="single" w:sz="12" w:space="6" w:color="EE712A"/>
-        </w:pBdr>
-      </w:pPr>
-      <w:r>
-        <w:rPr>
-          <w:b/>
-          <w:bCs/>
-          <w:color w:val="C4531A"/>
-        </w:rPr>
-        <w:t xml:space="preserve">Lunes 14 dic</w:t>
-      </w:r>
-      <w:r>
-        <w:rPr>
-          <w:color w:val="5D6B71"/>
-          <w:sz w:val="22"/>
-          <w:szCs w:val="22"/>
-        </w:rPr>
-        <w:t xml:space="preserve">   Palabra de Dios y símbolo</w:t>
-      </w:r>
-    </w:p>
-    <w:p>
-      <w:pPr>
-        <w:pStyle w:val="Rito"/>
-        <w:pBdr>
-          <w:left w:val="single" w:sz="24" w:space="10" w:color="EE712A"/>
-        </w:pBdr>
-        <w:shd w:val="clear" w:color="auto" w:fill="FDEDE3"/>
-      </w:pPr>
-      <w:r>
-        <w:rPr>
-          <w:b/>
-          <w:bCs/>
-          <w:caps/>
-          <w:color w:val="C4531A"/>
-          <w:spacing w:val="10"/>
-          <w:sz w:val="18"/>
-          <w:szCs w:val="18"/>
-        </w:rPr>
-        <w:t xml:space="preserve">Inicio  </w:t>
-      </w:r>
-      <w:r>
-        <w:rPr/>
-        <w:t xml:space="preserve">En el nombre del Padre, del Hijo y del Espíritu Santo. Amén.</w:t>
-      </w:r>
-    </w:p>
-    <w:p>
-      <w:pPr>
-        <w:pStyle w:val="Apartado"/>
-      </w:pPr>
-      <w:r>
-        <w:rPr>
-          <w:b/>
-          <w:bCs/>
-          <w:color w:val="C4531A"/>
-        </w:rPr>
-        <w:t xml:space="preserve">Introducción</w:t>
-      </w:r>
-    </w:p>
-    <w:p>
-      <w:pPr>
-        <w:pStyle w:val="Cuerpo"/>
-      </w:pPr>
-      <w:r>
-        <w:rPr/>
-        <w:t xml:space="preserve">«Ayer fue un domingo muy alegre, que se llama Gaudete, que quiere decir «alegraos». Por eso la tercera vela es rosa. ¡Y hoy nuestra caja se pone un lazo naranja, uno de los colores de nuestro colegio!». Se pegan las tiras, el lazo y el nudo cúbico de la plantilla 3.</w:t>
-      </w:r>
-    </w:p>
-    <w:p>
-      <w:pPr>
-        <w:pStyle w:val="Apartado"/>
-      </w:pPr>
-      <w:r>
-        <w:rPr>
-          <w:b/>
-          <w:bCs/>
-          <w:color w:val="C4531A"/>
-        </w:rPr>
-        <w:t xml:space="preserve">Contenido</w:t>
-      </w:r>
-    </w:p>
-    <w:p>
-      <w:pPr>
-        <w:pStyle w:val="Cuerpo"/>
-      </w:pPr>
-      <w:r>
-        <w:rPr/>
-        <w:t xml:space="preserve">«Juan el Bautista le decía a la gente: «Jesús ya está aquí, en medio de vosotros, ¡pero no lo conocéis!». Era como jugar al escondite: Jesús estaba muy cerca y la gente no se daba cuenta».</w:t>
-      </w:r>
-    </w:p>
-    <w:p>
-      <w:pPr>
-        <w:pStyle w:val="Apartado"/>
-      </w:pPr>
-      <w:r>
-        <w:rPr>
-          <w:b/>
-          <w:bCs/>
-          <w:color w:val="C4531A"/>
-        </w:rPr>
-        <w:t xml:space="preserve">Reflexión</w:t>
-      </w:r>
-    </w:p>
-    <w:p>
-      <w:pPr>
-        <w:pStyle w:val="Cuerpo"/>
-      </w:pPr>
-      <w:r>
-        <w:rPr/>
-        <w:t xml:space="preserve">¿Dónde está Jesús? ¡Aquí, en medio de nosotros! Está cuando nos queremos, cuando jugamos juntos y cuando cuidamos al que está triste. Miramos al compañero de al lado y le sonreímos: Jesús también está en él.</w:t>
+        <w:rPr/>
+        <w:t xml:space="preserve">¿Para qué sirve una señal como esta? (Para encontrar algo, para saber dónde está).</w:t>
       </w:r>
     </w:p>
     <w:p>
@@ -297,20 +289,7 @@
       </w:pPr>
       <w:r>
         <w:rPr/>
-        <w:t xml:space="preserve">¿Para qué sirve un lazo? (Para atar, para unir).</w:t>
-      </w:r>
-    </w:p>
-    <w:p>
-      <w:pPr>
-        <w:pStyle w:val="Lista"/>
-        <w:numPr>
-          <w:ilvl w:val="0"/>
-          <w:numId w:val="1"/>
-        </w:numPr>
-      </w:pPr>
-      <w:r>
-        <w:rPr/>
-        <w:t xml:space="preserve">¿Qué nos une a los de esta clase?</w:t>
+        <w:t xml:space="preserve">¿Dónde está Jesús en esta clase?</w:t>
       </w:r>
     </w:p>
     <w:p>
@@ -332,7 +311,7 @@
       </w:pPr>
       <w:r>
         <w:rPr/>
-        <w:t xml:space="preserve">Nos damos la mano en corro, como un lazo. «Jesús, tú estás en medio de nosotros. Gracias por mis amigos». Padrenuestro.</w:t>
+        <w:t xml:space="preserve">Nos damos la mano en corro alrededor de la caja. «Jesús, tú estás en medio de nosotros. Gracias por mis amigos». Padrenuestro.</w:t>
       </w:r>
     </w:p>
     <w:p>
@@ -1081,7 +1060,7 @@
       </w:pPr>
       <w:r>
         <w:rPr/>
-        <w:t xml:space="preserve">Nos sentamos en corro alrededor de la caja con su lazo. Cada niño que quiera dice: «Gracias, Jesús, por [nombre de un compañero], porque…». La maestra se asegura de que todos sean nombrados al menos una vez.</w:t>
+        <w:t xml:space="preserve">Nos sentamos en corro alrededor de la caja con su señal. Cada niño que quiera dice: «Gracias, Jesús, por [nombre de un compañero], porque…». La maestra se asegura de que todos sean nombrados al menos una vez.</w:t>
       </w:r>
     </w:p>
     <w:p>
@@ -1163,7 +1142,7 @@
       </w:pPr>
       <w:r>
         <w:rPr/>
-        <w:t xml:space="preserve">Padrenuestro, cogidos de la mano como un lazo.</w:t>
+        <w:t xml:space="preserve">Padrenuestro, cogidos de la mano.</w:t>
       </w:r>
     </w:p>
     <w:p>
